--- a/magic-book-app/база слов для игры поле чудес.docx
+++ b/magic-book-app/база слов для игры поле чудес.docx
@@ -7340,6 +7340,7 @@
   <w:style w:type="character" w:default="1" w:styleId="a0">
     <w:name w:val="Default Paragraph Font"/>
     <w:uiPriority w:val="1"/>
+    <w:semiHidden/>
     <w:unhideWhenUsed/>
   </w:style>
   <w:style w:type="table" w:default="1" w:styleId="a1">
